--- a/Entregables_pt_app/08_beta/tests/test_08_end_to_end.docx
+++ b/Entregables_pt_app/08_beta/tests/test_08_end_to_end.docx
@@ -278,7 +278,7 @@
         <w:rPr>
           <w:rStyle w:val="StringTok"/>
         </w:rPr>
-        <w:t xml:space="preserve">"deliv/08_beta/tests/test_08_end_to_end.R"</w:t>
+        <w:t xml:space="preserve">"Entregables_pt_app/08_beta/tests/test_08_end_to_end.R"</w:t>
       </w:r>
       <w:r>
         <w:rPr>
@@ -365,7 +365,7 @@
         <w:rPr>
           <w:rStyle w:val="StringTok"/>
         </w:rPr>
-        <w:t xml:space="preserve">"testthat::test_file('deliv/08_beta/tests/test_08_end_to_end.R')"</w:t>
+        <w:t xml:space="preserve">"testthat::test_file('Entregables_pt_app/08_beta/tests/test_08_end_to_end.R')"</w:t>
       </w:r>
     </w:p>
     <w:bookmarkEnd w:id="11"/>
@@ -396,7 +396,7 @@
         <w:rPr>
           <w:rStyle w:val="VerbatimChar"/>
         </w:rPr>
-        <w:t xml:space="preserve">deliv/08_beta/tests/test_08_end_to_end.R</w:t>
+        <w:t xml:space="preserve">Entregables_pt_app/08_beta/tests/test_08_end_to_end.R</w:t>
       </w:r>
       <w:r>
         <w:t xml:space="preserve"> </w:t>
@@ -1816,7 +1816,7 @@
         <w:rPr>
           <w:rStyle w:val="VerbatimChar"/>
         </w:rPr>
-        <w:t xml:space="preserve">deliv/08_beta/R/funciones_finales.R</w:t>
+        <w:t xml:space="preserve">Entregables_pt_app/08_beta/R/funciones_finales.R</w:t>
       </w:r>
       <w:r>
         <w:t xml:space="preserve"> </w:t>
@@ -1837,7 +1837,7 @@
         <w:rPr>
           <w:rStyle w:val="VerbatimChar"/>
         </w:rPr>
-        <w:t xml:space="preserve">source("deliv/08_beta/R/funciones_finales.R")</w:t>
+        <w:t xml:space="preserve">source("Entregables_pt_app/08_beta/R/funciones_finales.R")</w:t>
       </w:r>
       <w:r>
         <w:t xml:space="preserve"> </w:t>
@@ -2084,7 +2084,7 @@
         <w:rPr>
           <w:rStyle w:val="StringTok"/>
         </w:rPr>
-        <w:t xml:space="preserve">"deliv/08_beta/R/funciones_finales.R"</w:t>
+        <w:t xml:space="preserve">"Entregables_pt_app/08_beta/R/funciones_finales.R"</w:t>
       </w:r>
       <w:r>
         <w:rPr>
